--- a/examples/timeseries/doc/12_ts_conv1d.docx
+++ b/examples/timeseries/doc/12_ts_conv1d.docx
@@ -55,6 +55,45 @@
       <w:pPr>
         <w:pStyle w:val="SourceCode"/>
       </w:pPr>
+      <w:r>
+        <w:rPr>
+          <w:rStyle w:val="FunctionTok"/>
+        </w:rPr>
+        <w:t xml:space="preserve">source</w:t>
+      </w:r>
+      <w:r>
+        <w:rPr>
+          <w:rStyle w:val="NormalTok"/>
+        </w:rPr>
+        <w:t xml:space="preserve">(</w:t>
+      </w:r>
+      <w:r>
+        <w:rPr>
+          <w:rStyle w:val="FunctionTok"/>
+        </w:rPr>
+        <w:t xml:space="preserve">url</w:t>
+      </w:r>
+      <w:r>
+        <w:rPr>
+          <w:rStyle w:val="NormalTok"/>
+        </w:rPr>
+        <w:t xml:space="preserve">(</w:t>
+      </w:r>
+      <w:r>
+        <w:rPr>
+          <w:rStyle w:val="StringTok"/>
+        </w:rPr>
+        <w:t xml:space="preserve">"https://raw.githubusercontent.com/cefet-rj-dal/daltoolboxdp/main/examples/seed.R"</w:t>
+      </w:r>
+      <w:r>
+        <w:rPr>
+          <w:rStyle w:val="NormalTok"/>
+        </w:rPr>
+        <w:t xml:space="preserve">))</w:t>
+      </w:r>
+      <w:r>
+        <w:br/>
+      </w:r>
       <w:r>
         <w:rPr>
           <w:rStyle w:val="CommentTok"/>
@@ -789,6 +828,21 @@
       </w:r>
       <w:r>
         <w:rPr>
+          <w:rStyle w:val="FunctionTok"/>
+        </w:rPr>
+        <w:t xml:space="preserve">set_example_seed</w:t>
+      </w:r>
+      <w:r>
+        <w:rPr>
+          <w:rStyle w:val="NormalTok"/>
+        </w:rPr>
+        <w:t xml:space="preserve">()</w:t>
+      </w:r>
+      <w:r>
+        <w:br/>
+      </w:r>
+      <w:r>
+        <w:rPr>
           <w:rStyle w:val="NormalTok"/>
         </w:rPr>
         <w:t xml:space="preserve">model </w:t>
@@ -1374,7 +1428,7 @@
         <w:rPr>
           <w:rStyle w:val="VerbatimChar"/>
         </w:rPr>
-        <w:t xml:space="preserve">## [1] 0.000140831</w:t>
+        <w:t xml:space="preserve">## [1] 0.0001007099</w:t>
       </w:r>
     </w:p>
     <w:p>
@@ -1656,7 +1710,7 @@
         <w:rPr>
           <w:rStyle w:val="VerbatimChar"/>
         </w:rPr>
-        <w:t xml:space="preserve">## [1]  0.42680154  0.19821316 -0.05069287 -0.30709041 -0.54469819</w:t>
+        <w:t xml:space="preserve">## [1]  0.43476895  0.21081667 -0.02554476 -0.26861302 -0.48919488</w:t>
       </w:r>
       <w:r>
         <w:br/>
@@ -1683,7 +1737,7 @@
         <w:rPr>
           <w:rStyle w:val="VerbatimChar"/>
         </w:rPr>
-        <w:t xml:space="preserve">## [1] 0.1190725</w:t>
+        <w:t xml:space="preserve">## [1] 0.3019954</w:t>
       </w:r>
       <w:r>
         <w:br/>
@@ -1710,7 +1764,7 @@
         <w:rPr>
           <w:rStyle w:val="VerbatimChar"/>
         </w:rPr>
-        <w:t xml:space="preserve">## [1] 0.0003120745</w:t>
+        <w:t xml:space="preserve">## [1] 0.001986961</w:t>
       </w:r>
       <w:r>
         <w:br/>
@@ -1737,7 +1791,7 @@
         <w:rPr>
           <w:rStyle w:val="VerbatimChar"/>
         </w:rPr>
-        <w:t xml:space="preserve">## [1] 0.9973046</w:t>
+        <w:t xml:space="preserve">## [1] 0.9828385</w:t>
       </w:r>
       <w:r>
         <w:br/>
@@ -1764,16 +1818,16 @@
         <w:rPr>
           <w:rStyle w:val="VerbatimChar"/>
         </w:rPr>
-        <w:t xml:space="preserve">##            mse     smape        R2</w:t>
-      </w:r>
-      <w:r>
-        <w:br/>
-      </w:r>
-      <w:r>
-        <w:rPr>
-          <w:rStyle w:val="VerbatimChar"/>
-        </w:rPr>
-        <w:t xml:space="preserve">## 1 0.0003120745 0.1190725 0.9973046</w:t>
+        <w:t xml:space="preserve">##           mse     smape        R2</w:t>
+      </w:r>
+      <w:r>
+        <w:br/>
+      </w:r>
+      <w:r>
+        <w:rPr>
+          <w:rStyle w:val="VerbatimChar"/>
+        </w:rPr>
+        <w:t xml:space="preserve">## 1 0.001986961 0.3019954 0.9828385</w:t>
       </w:r>
     </w:p>
     <w:p>
@@ -1992,7 +2046,7 @@
               <a:graphicData uri="http://schemas.openxmlformats.org/drawingml/2006/picture">
                 <pic:pic>
                   <pic:nvPicPr>
-                    <pic:cNvPr descr="/home/gpca/daltoolboxdp/examples/timeseries/doc/12_ts_conv1d_files/3cf76ea71ae781c8893691d522eef7c0c635cb71.png" id="14" name="Picture"/>
+                    <pic:cNvPr descr="/home/gpca/daltoolboxdp/examples/timeseries/doc/12_ts_conv1d_files/747c8d7d2823f2980432f68d59860468134645bc.png" id="14" name="Picture"/>
                     <pic:cNvPicPr>
                       <a:picLocks noChangeArrowheads="1" noChangeAspect="1"/>
                     </pic:cNvPicPr>
@@ -2547,7 +2601,7 @@
               <a:graphicData uri="http://schemas.openxmlformats.org/drawingml/2006/picture">
                 <pic:pic>
                   <pic:nvPicPr>
-                    <pic:cNvPr descr="/home/gpca/daltoolboxdp/examples/timeseries/doc/12_ts_conv1d_files/439bcf580f6a784dd38b32ff61f58cec3e07493a.png" id="17" name="Picture"/>
+                    <pic:cNvPr descr="/home/gpca/daltoolboxdp/examples/timeseries/doc/12_ts_conv1d_files/f5681039d2c1348d4ecce8927996ffbad5add564.png" id="17" name="Picture"/>
                     <pic:cNvPicPr>
                       <a:picLocks noChangeArrowheads="1" noChangeAspect="1"/>
                     </pic:cNvPicPr>

--- a/examples/timeseries/doc/12_ts_conv1d.docx
+++ b/examples/timeseries/doc/12_ts_conv1d.docx
@@ -736,6 +736,98 @@
     <w:p>
       <w:pPr>
         <w:pStyle w:val="FirstParagraph"/>
+      </w:pPr>
+      <w:r>
+        <w:t xml:space="preserve">Contract note</w:t>
+      </w:r>
+      <w:r>
+        <w:t xml:space="preserve"> </w:t>
+      </w:r>
+      <w:r>
+        <w:t xml:space="preserve">-</w:t>
+      </w:r>
+      <w:r>
+        <w:t xml:space="preserve"> </w:t>
+      </w:r>
+      <w:r>
+        <w:rPr>
+          <w:rStyle w:val="VerbatimChar"/>
+        </w:rPr>
+        <w:t xml:space="preserve">fit()</w:t>
+      </w:r>
+      <w:r>
+        <w:t xml:space="preserve"> </w:t>
+      </w:r>
+      <w:r>
+        <w:t xml:space="preserve">consumes the supervised projection</w:t>
+      </w:r>
+      <w:r>
+        <w:t xml:space="preserve"> </w:t>
+      </w:r>
+      <w:r>
+        <w:rPr>
+          <w:rStyle w:val="VerbatimChar"/>
+        </w:rPr>
+        <w:t xml:space="preserve">x = io_train$input</w:t>
+      </w:r>
+      <w:r>
+        <w:t xml:space="preserve"> </w:t>
+      </w:r>
+      <w:r>
+        <w:t xml:space="preserve">and</w:t>
+      </w:r>
+      <w:r>
+        <w:t xml:space="preserve"> </w:t>
+      </w:r>
+      <w:r>
+        <w:rPr>
+          <w:rStyle w:val="VerbatimChar"/>
+        </w:rPr>
+        <w:t xml:space="preserve">y = io_train$output</w:t>
+      </w:r>
+      <w:r>
+        <w:t xml:space="preserve">.</w:t>
+      </w:r>
+      <w:r>
+        <w:t xml:space="preserve"> </w:t>
+      </w:r>
+      <w:r>
+        <w:t xml:space="preserve">-</w:t>
+      </w:r>
+      <w:r>
+        <w:t xml:space="preserve"> </w:t>
+      </w:r>
+      <w:r>
+        <w:rPr>
+          <w:rStyle w:val="VerbatimChar"/>
+        </w:rPr>
+        <w:t xml:space="preserve">predict()</w:t>
+      </w:r>
+      <w:r>
+        <w:t xml:space="preserve"> </w:t>
+      </w:r>
+      <w:r>
+        <w:t xml:space="preserve">is interpreted here as the numeric forecast path;</w:t>
+      </w:r>
+      <w:r>
+        <w:t xml:space="preserve"> </w:t>
+      </w:r>
+      <w:r>
+        <w:rPr>
+          <w:rStyle w:val="VerbatimChar"/>
+        </w:rPr>
+        <w:t xml:space="preserve">as.vector()</w:t>
+      </w:r>
+      <w:r>
+        <w:t xml:space="preserve"> </w:t>
+      </w:r>
+      <w:r>
+        <w:t xml:space="preserve">keeps that explicit for downstream code.</w:t>
+      </w:r>
+    </w:p>
+    <w:p>
+      <w:pPr>
+        <w:pStyle w:val="BodyText"/>
       </w:pPr>
       <w:r>
         <w:t xml:space="preserve">This step trains the Conv1D model.</w:t>

--- a/examples/timeseries/doc/12_ts_conv1d.docx
+++ b/examples/timeseries/doc/12_ts_conv1d.docx
@@ -333,34 +333,70 @@
         <w:rPr>
           <w:rStyle w:val="VerbatimChar"/>
         </w:rPr>
-        <w:t xml:space="preserve">##             t9        t8        t7        t6        t5        t4        t3        t2        t1        t0</w:t>
-      </w:r>
-      <w:r>
-        <w:br/>
-      </w:r>
-      <w:r>
-        <w:rPr>
-          <w:rStyle w:val="VerbatimChar"/>
-        </w:rPr>
-        <w:t xml:space="preserve">## [1,] 0.0000000 0.2474040 0.4794255 0.6816388 0.8414710 0.9489846 0.9974950 0.9839859 0.9092974 0.7780732</w:t>
-      </w:r>
-      <w:r>
-        <w:br/>
-      </w:r>
-      <w:r>
-        <w:rPr>
-          <w:rStyle w:val="VerbatimChar"/>
-        </w:rPr>
-        <w:t xml:space="preserve">## [2,] 0.2474040 0.4794255 0.6816388 0.8414710 0.9489846 0.9974950 0.9839859 0.9092974 0.7780732 0.5984721</w:t>
-      </w:r>
-      <w:r>
-        <w:br/>
-      </w:r>
-      <w:r>
-        <w:rPr>
-          <w:rStyle w:val="VerbatimChar"/>
-        </w:rPr>
-        <w:t xml:space="preserve">## [3,] 0.4794255 0.6816388 0.8414710 0.9489846 0.9974950 0.9839859 0.9092974 0.7780732 0.5984721 0.3816610</w:t>
+        <w:t xml:space="preserve">##             t9        t8        t7        t6        t5        t4        t3</w:t>
+      </w:r>
+      <w:r>
+        <w:br/>
+      </w:r>
+      <w:r>
+        <w:rPr>
+          <w:rStyle w:val="VerbatimChar"/>
+        </w:rPr>
+        <w:t xml:space="preserve">## [1,] 0.0000000 0.2474040 0.4794255 0.6816388 0.8414710 0.9489846 0.9974950</w:t>
+      </w:r>
+      <w:r>
+        <w:br/>
+      </w:r>
+      <w:r>
+        <w:rPr>
+          <w:rStyle w:val="VerbatimChar"/>
+        </w:rPr>
+        <w:t xml:space="preserve">## [2,] 0.2474040 0.4794255 0.6816388 0.8414710 0.9489846 0.9974950 0.9839859</w:t>
+      </w:r>
+      <w:r>
+        <w:br/>
+      </w:r>
+      <w:r>
+        <w:rPr>
+          <w:rStyle w:val="VerbatimChar"/>
+        </w:rPr>
+        <w:t xml:space="preserve">## [3,] 0.4794255 0.6816388 0.8414710 0.9489846 0.9974950 0.9839859 0.9092974</w:t>
+      </w:r>
+      <w:r>
+        <w:br/>
+      </w:r>
+      <w:r>
+        <w:rPr>
+          <w:rStyle w:val="VerbatimChar"/>
+        </w:rPr>
+        <w:t xml:space="preserve">##             t2        t1        t0</w:t>
+      </w:r>
+      <w:r>
+        <w:br/>
+      </w:r>
+      <w:r>
+        <w:rPr>
+          <w:rStyle w:val="VerbatimChar"/>
+        </w:rPr>
+        <w:t xml:space="preserve">## [1,] 0.9839859 0.9092974 0.7780732</w:t>
+      </w:r>
+      <w:r>
+        <w:br/>
+      </w:r>
+      <w:r>
+        <w:rPr>
+          <w:rStyle w:val="VerbatimChar"/>
+        </w:rPr>
+        <w:t xml:space="preserve">## [2,] 0.9092974 0.7780732 0.5984721</w:t>
+      </w:r>
+      <w:r>
+        <w:br/>
+      </w:r>
+      <w:r>
+        <w:rPr>
+          <w:rStyle w:val="VerbatimChar"/>
+        </w:rPr>
+        <w:t xml:space="preserve">## [3,] 0.7780732 0.5984721 0.3816610</w:t>
       </w:r>
     </w:p>
     <w:p>
@@ -531,7 +567,7 @@
               <a:graphicData uri="http://schemas.openxmlformats.org/drawingml/2006/picture">
                 <pic:pic>
                   <pic:nvPicPr>
-                    <pic:cNvPr descr="/home/gpca/daltoolboxdp/examples/timeseries/doc/12_ts_conv1d_files/2311a3ccdefa9666c559bd154e42236a6cdf3fea.png" id="11" name="Picture"/>
+                    <pic:cNvPr descr="C:\Git\dal\daltoolboxdp\examples\timeseries\doc\12_ts_conv1d_files/716a4d1e457f97618aa46ca41f6f38e17df76816.png" id="11" name="Picture"/>
                     <pic:cNvPicPr>
                       <a:picLocks noChangeArrowheads="1" noChangeAspect="1"/>
                     </pic:cNvPicPr>
@@ -1520,7 +1556,7 @@
         <w:rPr>
           <w:rStyle w:val="VerbatimChar"/>
         </w:rPr>
-        <w:t xml:space="preserve">## [1] 0.0001007099</w:t>
+        <w:t xml:space="preserve">## [1] 0.0001007105</w:t>
       </w:r>
     </w:p>
     <w:p>
@@ -1802,7 +1838,7 @@
         <w:rPr>
           <w:rStyle w:val="VerbatimChar"/>
         </w:rPr>
-        <w:t xml:space="preserve">## [1]  0.43476895  0.21081667 -0.02554476 -0.26861302 -0.48919488</w:t>
+        <w:t xml:space="preserve">## [1]  0.4347691  0.2108168 -0.0255444 -0.2686127 -0.4891945</w:t>
       </w:r>
       <w:r>
         <w:br/>
@@ -1829,7 +1865,7 @@
         <w:rPr>
           <w:rStyle w:val="VerbatimChar"/>
         </w:rPr>
-        <w:t xml:space="preserve">## [1] 0.3019954</w:t>
+        <w:t xml:space="preserve">## [1] 0.301998</w:t>
       </w:r>
       <w:r>
         <w:br/>
@@ -1856,7 +1892,7 @@
         <w:rPr>
           <w:rStyle w:val="VerbatimChar"/>
         </w:rPr>
-        <w:t xml:space="preserve">## [1] 0.001986961</w:t>
+        <w:t xml:space="preserve">## [1] 0.001986985</w:t>
       </w:r>
       <w:r>
         <w:br/>
@@ -1883,7 +1919,7 @@
         <w:rPr>
           <w:rStyle w:val="VerbatimChar"/>
         </w:rPr>
-        <w:t xml:space="preserve">## [1] 0.9828385</w:t>
+        <w:t xml:space="preserve">## [1] 0.9828383</w:t>
       </w:r>
       <w:r>
         <w:br/>
@@ -1910,16 +1946,16 @@
         <w:rPr>
           <w:rStyle w:val="VerbatimChar"/>
         </w:rPr>
-        <w:t xml:space="preserve">##           mse     smape        R2</w:t>
-      </w:r>
-      <w:r>
-        <w:br/>
-      </w:r>
-      <w:r>
-        <w:rPr>
-          <w:rStyle w:val="VerbatimChar"/>
-        </w:rPr>
-        <w:t xml:space="preserve">## 1 0.001986961 0.3019954 0.9828385</w:t>
+        <w:t xml:space="preserve">##           mse    smape        R2</w:t>
+      </w:r>
+      <w:r>
+        <w:br/>
+      </w:r>
+      <w:r>
+        <w:rPr>
+          <w:rStyle w:val="VerbatimChar"/>
+        </w:rPr>
+        <w:t xml:space="preserve">## 1 0.001986985 0.301998 0.9828383</w:t>
       </w:r>
     </w:p>
     <w:p>
@@ -2138,7 +2174,7 @@
               <a:graphicData uri="http://schemas.openxmlformats.org/drawingml/2006/picture">
                 <pic:pic>
                   <pic:nvPicPr>
-                    <pic:cNvPr descr="/home/gpca/daltoolboxdp/examples/timeseries/doc/12_ts_conv1d_files/747c8d7d2823f2980432f68d59860468134645bc.png" id="14" name="Picture"/>
+                    <pic:cNvPr descr="C:\Git\dal\daltoolboxdp\examples\timeseries\doc\12_ts_conv1d_files/5211e261febe0ab21097d9aab35c2718e9c27a65.png" id="14" name="Picture"/>
                     <pic:cNvPicPr>
                       <a:picLocks noChangeArrowheads="1" noChangeAspect="1"/>
                     </pic:cNvPicPr>
@@ -2693,7 +2729,7 @@
               <a:graphicData uri="http://schemas.openxmlformats.org/drawingml/2006/picture">
                 <pic:pic>
                   <pic:nvPicPr>
-                    <pic:cNvPr descr="/home/gpca/daltoolboxdp/examples/timeseries/doc/12_ts_conv1d_files/f5681039d2c1348d4ecce8927996ffbad5add564.png" id="17" name="Picture"/>
+                    <pic:cNvPr descr="C:\Git\dal\daltoolboxdp\examples\timeseries\doc\12_ts_conv1d_files/beb240eb80103162dcfc203df9095f4901e4da45.png" id="17" name="Picture"/>
                     <pic:cNvPicPr>
                       <a:picLocks noChangeArrowheads="1" noChangeAspect="1"/>
                     </pic:cNvPicPr>

--- a/examples/timeseries/doc/12_ts_conv1d.docx
+++ b/examples/timeseries/doc/12_ts_conv1d.docx
@@ -333,70 +333,34 @@
         <w:rPr>
           <w:rStyle w:val="VerbatimChar"/>
         </w:rPr>
-        <w:t xml:space="preserve">##             t9        t8        t7        t6        t5        t4        t3</w:t>
-      </w:r>
-      <w:r>
-        <w:br/>
-      </w:r>
-      <w:r>
-        <w:rPr>
-          <w:rStyle w:val="VerbatimChar"/>
-        </w:rPr>
-        <w:t xml:space="preserve">## [1,] 0.0000000 0.2474040 0.4794255 0.6816388 0.8414710 0.9489846 0.9974950</w:t>
-      </w:r>
-      <w:r>
-        <w:br/>
-      </w:r>
-      <w:r>
-        <w:rPr>
-          <w:rStyle w:val="VerbatimChar"/>
-        </w:rPr>
-        <w:t xml:space="preserve">## [2,] 0.2474040 0.4794255 0.6816388 0.8414710 0.9489846 0.9974950 0.9839859</w:t>
-      </w:r>
-      <w:r>
-        <w:br/>
-      </w:r>
-      <w:r>
-        <w:rPr>
-          <w:rStyle w:val="VerbatimChar"/>
-        </w:rPr>
-        <w:t xml:space="preserve">## [3,] 0.4794255 0.6816388 0.8414710 0.9489846 0.9974950 0.9839859 0.9092974</w:t>
-      </w:r>
-      <w:r>
-        <w:br/>
-      </w:r>
-      <w:r>
-        <w:rPr>
-          <w:rStyle w:val="VerbatimChar"/>
-        </w:rPr>
-        <w:t xml:space="preserve">##             t2        t1        t0</w:t>
-      </w:r>
-      <w:r>
-        <w:br/>
-      </w:r>
-      <w:r>
-        <w:rPr>
-          <w:rStyle w:val="VerbatimChar"/>
-        </w:rPr>
-        <w:t xml:space="preserve">## [1,] 0.9839859 0.9092974 0.7780732</w:t>
-      </w:r>
-      <w:r>
-        <w:br/>
-      </w:r>
-      <w:r>
-        <w:rPr>
-          <w:rStyle w:val="VerbatimChar"/>
-        </w:rPr>
-        <w:t xml:space="preserve">## [2,] 0.9092974 0.7780732 0.5984721</w:t>
-      </w:r>
-      <w:r>
-        <w:br/>
-      </w:r>
-      <w:r>
-        <w:rPr>
-          <w:rStyle w:val="VerbatimChar"/>
-        </w:rPr>
-        <w:t xml:space="preserve">## [3,] 0.7780732 0.5984721 0.3816610</w:t>
+        <w:t xml:space="preserve">##             t9        t8        t7        t6        t5        t4        t3        t2        t1        t0</w:t>
+      </w:r>
+      <w:r>
+        <w:br/>
+      </w:r>
+      <w:r>
+        <w:rPr>
+          <w:rStyle w:val="VerbatimChar"/>
+        </w:rPr>
+        <w:t xml:space="preserve">## [1,] 0.0000000 0.2474040 0.4794255 0.6816388 0.8414710 0.9489846 0.9974950 0.9839859 0.9092974 0.7780732</w:t>
+      </w:r>
+      <w:r>
+        <w:br/>
+      </w:r>
+      <w:r>
+        <w:rPr>
+          <w:rStyle w:val="VerbatimChar"/>
+        </w:rPr>
+        <w:t xml:space="preserve">## [2,] 0.2474040 0.4794255 0.6816388 0.8414710 0.9489846 0.9974950 0.9839859 0.9092974 0.7780732 0.5984721</w:t>
+      </w:r>
+      <w:r>
+        <w:br/>
+      </w:r>
+      <w:r>
+        <w:rPr>
+          <w:rStyle w:val="VerbatimChar"/>
+        </w:rPr>
+        <w:t xml:space="preserve">## [3,] 0.4794255 0.6816388 0.8414710 0.9489846 0.9974950 0.9839859 0.9092974 0.7780732 0.5984721 0.3816610</w:t>
       </w:r>
     </w:p>
     <w:p>
@@ -567,7 +531,7 @@
               <a:graphicData uri="http://schemas.openxmlformats.org/drawingml/2006/picture">
                 <pic:pic>
                   <pic:nvPicPr>
-                    <pic:cNvPr descr="C:\Git\dal\daltoolboxdp\examples\timeseries\doc\12_ts_conv1d_files/716a4d1e457f97618aa46ca41f6f38e17df76816.png" id="11" name="Picture"/>
+                    <pic:cNvPr descr="/home/gpca/daltoolboxdp/examples/timeseries/doc/12_ts_conv1d_files/2311a3ccdefa9666c559bd154e42236a6cdf3fea.png" id="11" name="Picture"/>
                     <pic:cNvPicPr>
                       <a:picLocks noChangeArrowheads="1" noChangeAspect="1"/>
                     </pic:cNvPicPr>
@@ -1838,7 +1802,7 @@
         <w:rPr>
           <w:rStyle w:val="VerbatimChar"/>
         </w:rPr>
-        <w:t xml:space="preserve">## [1]  0.4347691  0.2108168 -0.0255444 -0.2686127 -0.4891945</w:t>
+        <w:t xml:space="preserve">## [1]  0.43476895  0.21081667 -0.02554476 -0.26861314 -0.48919506</w:t>
       </w:r>
       <w:r>
         <w:br/>
@@ -1865,7 +1829,7 @@
         <w:rPr>
           <w:rStyle w:val="VerbatimChar"/>
         </w:rPr>
-        <w:t xml:space="preserve">## [1] 0.301998</w:t>
+        <w:t xml:space="preserve">## [1] 0.3019952</w:t>
       </w:r>
       <w:r>
         <w:br/>
@@ -1892,7 +1856,7 @@
         <w:rPr>
           <w:rStyle w:val="VerbatimChar"/>
         </w:rPr>
-        <w:t xml:space="preserve">## [1] 0.001986985</w:t>
+        <w:t xml:space="preserve">## [1] 0.001986955</w:t>
       </w:r>
       <w:r>
         <w:br/>
@@ -1919,7 +1883,7 @@
         <w:rPr>
           <w:rStyle w:val="VerbatimChar"/>
         </w:rPr>
-        <w:t xml:space="preserve">## [1] 0.9828383</w:t>
+        <w:t xml:space="preserve">## [1] 0.9828386</w:t>
       </w:r>
       <w:r>
         <w:br/>
@@ -1946,16 +1910,16 @@
         <w:rPr>
           <w:rStyle w:val="VerbatimChar"/>
         </w:rPr>
-        <w:t xml:space="preserve">##           mse    smape        R2</w:t>
-      </w:r>
-      <w:r>
-        <w:br/>
-      </w:r>
-      <w:r>
-        <w:rPr>
-          <w:rStyle w:val="VerbatimChar"/>
-        </w:rPr>
-        <w:t xml:space="preserve">## 1 0.001986985 0.301998 0.9828383</w:t>
+        <w:t xml:space="preserve">##           mse     smape        R2</w:t>
+      </w:r>
+      <w:r>
+        <w:br/>
+      </w:r>
+      <w:r>
+        <w:rPr>
+          <w:rStyle w:val="VerbatimChar"/>
+        </w:rPr>
+        <w:t xml:space="preserve">## 1 0.001986955 0.3019952 0.9828386</w:t>
       </w:r>
     </w:p>
     <w:p>
@@ -2174,7 +2138,7 @@
               <a:graphicData uri="http://schemas.openxmlformats.org/drawingml/2006/picture">
                 <pic:pic>
                   <pic:nvPicPr>
-                    <pic:cNvPr descr="C:\Git\dal\daltoolboxdp\examples\timeseries\doc\12_ts_conv1d_files/5211e261febe0ab21097d9aab35c2718e9c27a65.png" id="14" name="Picture"/>
+                    <pic:cNvPr descr="/home/gpca/daltoolboxdp/examples/timeseries/doc/12_ts_conv1d_files/747c8d7d2823f2980432f68d59860468134645bc.png" id="14" name="Picture"/>
                     <pic:cNvPicPr>
                       <a:picLocks noChangeArrowheads="1" noChangeAspect="1"/>
                     </pic:cNvPicPr>
@@ -2729,7 +2693,7 @@
               <a:graphicData uri="http://schemas.openxmlformats.org/drawingml/2006/picture">
                 <pic:pic>
                   <pic:nvPicPr>
-                    <pic:cNvPr descr="C:\Git\dal\daltoolboxdp\examples\timeseries\doc\12_ts_conv1d_files/beb240eb80103162dcfc203df9095f4901e4da45.png" id="17" name="Picture"/>
+                    <pic:cNvPr descr="/home/gpca/daltoolboxdp/examples/timeseries/doc/12_ts_conv1d_files/f5681039d2c1348d4ecce8927996ffbad5add564.png" id="17" name="Picture"/>
                     <pic:cNvPicPr>
                       <a:picLocks noChangeArrowheads="1" noChangeAspect="1"/>
                     </pic:cNvPicPr>
